--- a/results/导轨磨损_输出报告/导轨磨损_智能诊断报告.docx
+++ b/results/导轨磨损_输出报告/导轨磨损_智能诊断报告.docx
@@ -35,7 +35,7 @@
           <w:rFonts w:ascii="Times New Roman" w:hAnsi="Times New Roman" w:eastAsia="宋体"/>
           <w:b/>
         </w:rPr>
-        <w:t xml:space="preserve">系统最终健康分: 71.69 分 | 整体状态评估: </w:t>
+        <w:t xml:space="preserve">系统最终健康分: 68.35 分 | 整体状态评估: </w:t>
       </w:r>
       <w:r>
         <w:rPr>
@@ -319,7 +319,7 @@
           </w:tcPr>
           <w:p>
             <w:r>
-              <w:t>43.21 分</w:t>
+              <w:t>43.22 分</w:t>
               <w:br/>
               <w:t>[H4: 100.0%]</w:t>
             </w:r>
@@ -341,7 +341,7 @@
           </w:tcPr>
           <w:p>
             <w:r>
-              <w:t>43.21 分</w:t>
+              <w:t>43.22 分</w:t>
               <w:br/>
               <w:t>[H4: 100.0%]</w:t>
             </w:r>
@@ -433,9 +433,9 @@
           </w:tcPr>
           <w:p>
             <w:r>
-              <w:t>87.5 分</w:t>
+              <w:t>100.0 分</w:t>
               <w:br/>
-              <w:t>[H2: 100.0%]</w:t>
+              <w:t>[H1: 100.0%]</w:t>
             </w:r>
           </w:p>
         </w:tc>
@@ -682,7 +682,7 @@
           </w:tcPr>
           <w:p>
             <w:r>
-              <w:t>2</w:t>
+              <w:t>1</w:t>
             </w:r>
           </w:p>
         </w:tc>
@@ -714,7 +714,7 @@
     </w:p>
     <w:p>
       <w:r>
-        <w:t>经系统计算，该指标当前得分为 43.21 分，健康状态概率分布为：[H4: 100.0%]，为本次巡检中退化最严重的环节。</w:t>
+        <w:t>经系统计算，该指标当前得分为 43.22 分，健康状态概率分布为：[H4: 100.0%]，为本次巡检中退化最严重的环节。</w:t>
       </w:r>
     </w:p>
     <w:p>
@@ -734,7 +734,7 @@
       <w:r>
         <w:drawing>
           <wp:inline xmlns:a="http://schemas.openxmlformats.org/drawingml/2006/main" xmlns:pic="http://schemas.openxmlformats.org/drawingml/2006/picture">
-            <wp:extent cx="5486400" cy="3072384"/>
+            <wp:extent cx="5486400" cy="1536192"/>
             <wp:docPr id="1" name="Picture 1"/>
             <wp:cNvGraphicFramePr>
               <a:graphicFrameLocks noChangeAspect="1"/>
@@ -755,7 +755,7 @@
                   <pic:spPr>
                     <a:xfrm>
                       <a:off x="0" y="0"/>
-                      <a:ext cx="5486400" cy="3072384"/>
+                      <a:ext cx="5486400" cy="1536192"/>
                     </a:xfrm>
                     <a:prstGeom prst="rect"/>
                   </pic:spPr>
@@ -778,7 +778,7 @@
       <w:r>
         <w:drawing>
           <wp:inline xmlns:a="http://schemas.openxmlformats.org/drawingml/2006/main" xmlns:pic="http://schemas.openxmlformats.org/drawingml/2006/picture">
-            <wp:extent cx="5486400" cy="3072384"/>
+            <wp:extent cx="5486400" cy="1536192"/>
             <wp:docPr id="2" name="Picture 2"/>
             <wp:cNvGraphicFramePr>
               <a:graphicFrameLocks noChangeAspect="1"/>
@@ -799,7 +799,7 @@
                   <pic:spPr>
                     <a:xfrm>
                       <a:off x="0" y="0"/>
-                      <a:ext cx="5486400" cy="3072384"/>
+                      <a:ext cx="5486400" cy="1536192"/>
                     </a:xfrm>
                     <a:prstGeom prst="rect"/>
                   </pic:spPr>
@@ -822,7 +822,7 @@
       <w:r>
         <w:drawing>
           <wp:inline xmlns:a="http://schemas.openxmlformats.org/drawingml/2006/main" xmlns:pic="http://schemas.openxmlformats.org/drawingml/2006/picture">
-            <wp:extent cx="5486400" cy="3072384"/>
+            <wp:extent cx="5486400" cy="1536192"/>
             <wp:docPr id="3" name="Picture 3"/>
             <wp:cNvGraphicFramePr>
               <a:graphicFrameLocks noChangeAspect="1"/>
@@ -843,7 +843,7 @@
                   <pic:spPr>
                     <a:xfrm>
                       <a:off x="0" y="0"/>
-                      <a:ext cx="5486400" cy="3072384"/>
+                      <a:ext cx="5486400" cy="1536192"/>
                     </a:xfrm>
                     <a:prstGeom prst="rect"/>
                   </pic:spPr>
